--- a/THM_challenges/Medium/The London Bridge/The_London_Bridge_Solution_Documentation.docx
+++ b/THM_challenges/Medium/The London Bridge/The_London_Bridge_Solution_Documentation.docx
@@ -202,6 +202,9 @@
     </w:p>
     <w:p>
       <w:r>
+        <w:rPr>
+          <w:noProof/>
+        </w:rPr>
         <w:lastRenderedPageBreak/>
         <w:drawing>
           <wp:inline distT="0" distB="0" distL="0" distR="0" wp14:anchorId="52A81590" wp14:editId="30099EEB">
@@ -306,6 +309,9 @@
     </w:p>
     <w:p>
       <w:r>
+        <w:rPr>
+          <w:noProof/>
+        </w:rPr>
         <w:drawing>
           <wp:inline distT="0" distB="0" distL="0" distR="0" wp14:anchorId="142AEAFC" wp14:editId="13A9168E">
             <wp:extent cx="3798899" cy="1169771"/>
@@ -350,6 +356,9 @@
     </w:p>
     <w:p>
       <w:r>
+        <w:rPr>
+          <w:noProof/>
+        </w:rPr>
         <w:drawing>
           <wp:inline distT="0" distB="0" distL="0" distR="0" wp14:anchorId="24517118" wp14:editId="636C6D0C">
             <wp:extent cx="2636748" cy="502964"/>
@@ -403,8 +412,458 @@
       <w:r>
         <w:t>.</w:t>
       </w:r>
+      <w:r>
+        <w:t xml:space="preserve"> I tried to</w:t>
+      </w:r>
+      <w:r>
+        <w:t xml:space="preserve"> upload </w:t>
+      </w:r>
+      <w:r>
+        <w:t>a regular image, and it worked so I found that there is a file type filter system</w:t>
+      </w:r>
+      <w:r>
+        <w:t xml:space="preserve">. I also tried using burpsuit to add to the file content the png magic </w:t>
+      </w:r>
+      <w:r>
+        <w:t>number,</w:t>
+      </w:r>
+      <w:r>
+        <w:t xml:space="preserve"> but it still didn’t work.</w:t>
+      </w:r>
     </w:p>
     <w:p/>
+    <w:p/>
+    <w:p/>
+    <w:p/>
+    <w:p>
+      <w:r>
+        <w:lastRenderedPageBreak/>
+        <w:t xml:space="preserve">Then, I moved to enumerate directories using </w:t>
+      </w:r>
+      <w:r>
+        <w:t>Burpsuite</w:t>
+      </w:r>
+      <w:r>
+        <w:t>. I found an new directory named “</w:t>
+      </w:r>
+      <w:r>
+        <w:t>/dejaview</w:t>
+      </w:r>
+      <w:r>
+        <w:t>”</w:t>
+      </w:r>
+      <w:r>
+        <w:t>:</w:t>
+      </w:r>
+    </w:p>
+    <w:p>
+      <w:r>
+        <w:drawing>
+          <wp:inline distT="0" distB="0" distL="0" distR="0" wp14:anchorId="5267210F" wp14:editId="457044DB">
+            <wp:extent cx="6409266" cy="2598257"/>
+            <wp:effectExtent l="0" t="0" r="0" b="0"/>
+            <wp:docPr id="1262715204" name="תמונה 1" descr="תמונה שמכילה טקסט, צילום מסך, תוכנה, תכונות מולטימדיה&#10;&#10;תוכן בינה מלאכותית גנרטיבית עשוי להיות שגוי."/>
+            <wp:cNvGraphicFramePr>
+              <a:graphicFrameLocks xmlns:a="http://schemas.openxmlformats.org/drawingml/2006/main" noChangeAspect="1"/>
+            </wp:cNvGraphicFramePr>
+            <a:graphic xmlns:a="http://schemas.openxmlformats.org/drawingml/2006/main">
+              <a:graphicData uri="http://schemas.openxmlformats.org/drawingml/2006/picture">
+                <pic:pic xmlns:pic="http://schemas.openxmlformats.org/drawingml/2006/picture">
+                  <pic:nvPicPr>
+                    <pic:cNvPr id="1262715204" name="תמונה 1" descr="תמונה שמכילה טקסט, צילום מסך, תוכנה, תכונות מולטימדיה&#10;&#10;תוכן בינה מלאכותית גנרטיבית עשוי להיות שגוי."/>
+                    <pic:cNvPicPr/>
+                  </pic:nvPicPr>
+                  <pic:blipFill>
+                    <a:blip r:embed="rId10"/>
+                    <a:stretch>
+                      <a:fillRect/>
+                    </a:stretch>
+                  </pic:blipFill>
+                  <pic:spPr>
+                    <a:xfrm>
+                      <a:off x="0" y="0"/>
+                      <a:ext cx="6414664" cy="2600445"/>
+                    </a:xfrm>
+                    <a:prstGeom prst="rect">
+                      <a:avLst/>
+                    </a:prstGeom>
+                  </pic:spPr>
+                </pic:pic>
+              </a:graphicData>
+            </a:graphic>
+          </wp:inline>
+        </w:drawing>
+      </w:r>
+    </w:p>
+    <w:p>
+      <w:r>
+        <w:t>This is the page:</w:t>
+      </w:r>
+    </w:p>
+    <w:p>
+      <w:r>
+        <w:rPr>
+          <w:noProof/>
+        </w:rPr>
+        <w:drawing>
+          <wp:inline distT="0" distB="0" distL="0" distR="0" wp14:anchorId="156C8433" wp14:editId="38E7F387">
+            <wp:extent cx="3609837" cy="2277534"/>
+            <wp:effectExtent l="0" t="0" r="0" b="8890"/>
+            <wp:docPr id="1217930456" name="תמונה 1" descr="תמונה שמכילה טקסט, צילום מסך, תוכנה, תכונות מולטימדיה&#10;&#10;תוכן בינה מלאכותית גנרטיבית עשוי להיות שגוי."/>
+            <wp:cNvGraphicFramePr>
+              <a:graphicFrameLocks xmlns:a="http://schemas.openxmlformats.org/drawingml/2006/main" noChangeAspect="1"/>
+            </wp:cNvGraphicFramePr>
+            <a:graphic xmlns:a="http://schemas.openxmlformats.org/drawingml/2006/main">
+              <a:graphicData uri="http://schemas.openxmlformats.org/drawingml/2006/picture">
+                <pic:pic xmlns:pic="http://schemas.openxmlformats.org/drawingml/2006/picture">
+                  <pic:nvPicPr>
+                    <pic:cNvPr id="1217930456" name="תמונה 1" descr="תמונה שמכילה טקסט, צילום מסך, תוכנה, תכונות מולטימדיה&#10;&#10;תוכן בינה מלאכותית גנרטיבית עשוי להיות שגוי."/>
+                    <pic:cNvPicPr/>
+                  </pic:nvPicPr>
+                  <pic:blipFill>
+                    <a:blip r:embed="rId11"/>
+                    <a:stretch>
+                      <a:fillRect/>
+                    </a:stretch>
+                  </pic:blipFill>
+                  <pic:spPr>
+                    <a:xfrm>
+                      <a:off x="0" y="0"/>
+                      <a:ext cx="3613394" cy="2279778"/>
+                    </a:xfrm>
+                    <a:prstGeom prst="rect">
+                      <a:avLst/>
+                    </a:prstGeom>
+                  </pic:spPr>
+                </pic:pic>
+              </a:graphicData>
+            </a:graphic>
+          </wp:inline>
+        </w:drawing>
+      </w:r>
+    </w:p>
+    <w:p>
+      <w:r>
+        <w:t xml:space="preserve">I </w:t>
+      </w:r>
+      <w:r>
+        <w:t xml:space="preserve">tried to give a URL for an image </w:t>
+      </w:r>
+      <w:r>
+        <w:t>from the gallery, and it worked:</w:t>
+      </w:r>
+    </w:p>
+    <w:p>
+      <w:r>
+        <w:rPr>
+          <w:noProof/>
+        </w:rPr>
+        <w:drawing>
+          <wp:inline distT="0" distB="0" distL="0" distR="0" wp14:anchorId="60B70C4E" wp14:editId="7BD49DF8">
+            <wp:extent cx="3090151" cy="2730500"/>
+            <wp:effectExtent l="0" t="0" r="0" b="0"/>
+            <wp:docPr id="2065505132" name="תמונה 1" descr="תמונה שמכילה הנעלה, לבוש, ענן, אדם&#10;&#10;תוכן בינה מלאכותית גנרטיבית עשוי להיות שגוי."/>
+            <wp:cNvGraphicFramePr>
+              <a:graphicFrameLocks xmlns:a="http://schemas.openxmlformats.org/drawingml/2006/main" noChangeAspect="1"/>
+            </wp:cNvGraphicFramePr>
+            <a:graphic xmlns:a="http://schemas.openxmlformats.org/drawingml/2006/main">
+              <a:graphicData uri="http://schemas.openxmlformats.org/drawingml/2006/picture">
+                <pic:pic xmlns:pic="http://schemas.openxmlformats.org/drawingml/2006/picture">
+                  <pic:nvPicPr>
+                    <pic:cNvPr id="2065505132" name="תמונה 1" descr="תמונה שמכילה הנעלה, לבוש, ענן, אדם&#10;&#10;תוכן בינה מלאכותית גנרטיבית עשוי להיות שגוי."/>
+                    <pic:cNvPicPr/>
+                  </pic:nvPicPr>
+                  <pic:blipFill>
+                    <a:blip r:embed="rId12"/>
+                    <a:stretch>
+                      <a:fillRect/>
+                    </a:stretch>
+                  </pic:blipFill>
+                  <pic:spPr>
+                    <a:xfrm>
+                      <a:off x="0" y="0"/>
+                      <a:ext cx="3093137" cy="2733139"/>
+                    </a:xfrm>
+                    <a:prstGeom prst="rect">
+                      <a:avLst/>
+                    </a:prstGeom>
+                  </pic:spPr>
+                </pic:pic>
+              </a:graphicData>
+            </a:graphic>
+          </wp:inline>
+        </w:drawing>
+      </w:r>
+    </w:p>
+    <w:p>
+      <w:r>
+        <w:t xml:space="preserve">Now, I </w:t>
+      </w:r>
+      <w:r>
+        <w:t xml:space="preserve">tried to give </w:t>
+      </w:r>
+      <w:r>
+        <w:t>an URL</w:t>
+      </w:r>
+      <w:r>
+        <w:t xml:space="preserve"> from another source on the </w:t>
+      </w:r>
+      <w:r>
+        <w:t>internet,</w:t>
+      </w:r>
+      <w:r>
+        <w:t xml:space="preserve"> </w:t>
+      </w:r>
+      <w:r>
+        <w:t>and it also worked!</w:t>
+      </w:r>
+    </w:p>
+    <w:p>
+      <w:r>
+        <w:rPr>
+          <w:noProof/>
+        </w:rPr>
+        <w:lastRenderedPageBreak/>
+        <w:drawing>
+          <wp:inline distT="0" distB="0" distL="0" distR="0" wp14:anchorId="4E89B93F" wp14:editId="43F36323">
+            <wp:extent cx="1627236" cy="2548466"/>
+            <wp:effectExtent l="0" t="0" r="0" b="4445"/>
+            <wp:docPr id="532896258" name="תמונה 1" descr="תמונה שמכילה טקסט, צילום מסך, סרטים מצוירים, איור&#10;&#10;תוכן בינה מלאכותית גנרטיבית עשוי להיות שגוי."/>
+            <wp:cNvGraphicFramePr>
+              <a:graphicFrameLocks xmlns:a="http://schemas.openxmlformats.org/drawingml/2006/main" noChangeAspect="1"/>
+            </wp:cNvGraphicFramePr>
+            <a:graphic xmlns:a="http://schemas.openxmlformats.org/drawingml/2006/main">
+              <a:graphicData uri="http://schemas.openxmlformats.org/drawingml/2006/picture">
+                <pic:pic xmlns:pic="http://schemas.openxmlformats.org/drawingml/2006/picture">
+                  <pic:nvPicPr>
+                    <pic:cNvPr id="532896258" name="תמונה 1" descr="תמונה שמכילה טקסט, צילום מסך, סרטים מצוירים, איור&#10;&#10;תוכן בינה מלאכותית גנרטיבית עשוי להיות שגוי."/>
+                    <pic:cNvPicPr/>
+                  </pic:nvPicPr>
+                  <pic:blipFill>
+                    <a:blip r:embed="rId13"/>
+                    <a:stretch>
+                      <a:fillRect/>
+                    </a:stretch>
+                  </pic:blipFill>
+                  <pic:spPr>
+                    <a:xfrm>
+                      <a:off x="0" y="0"/>
+                      <a:ext cx="1630673" cy="2553848"/>
+                    </a:xfrm>
+                    <a:prstGeom prst="rect">
+                      <a:avLst/>
+                    </a:prstGeom>
+                  </pic:spPr>
+                </pic:pic>
+              </a:graphicData>
+            </a:graphic>
+          </wp:inline>
+        </w:drawing>
+      </w:r>
+    </w:p>
+    <w:p>
+      <w:r>
+        <w:t xml:space="preserve">Now, I </w:t>
+      </w:r>
+      <w:r>
+        <w:t xml:space="preserve">established a basic python http </w:t>
+      </w:r>
+      <w:r>
+        <w:t xml:space="preserve">server on my machine so I can share the rev shell </w:t>
+      </w:r>
+      <w:r>
+        <w:t>file to the website:</w:t>
+      </w:r>
+    </w:p>
+    <w:p>
+      <w:r>
+        <w:drawing>
+          <wp:inline distT="0" distB="0" distL="0" distR="0" wp14:anchorId="06395D52" wp14:editId="61BDBC73">
+            <wp:extent cx="3703641" cy="369602"/>
+            <wp:effectExtent l="0" t="0" r="0" b="0"/>
+            <wp:docPr id="513147269" name="תמונה 1"/>
+            <wp:cNvGraphicFramePr>
+              <a:graphicFrameLocks xmlns:a="http://schemas.openxmlformats.org/drawingml/2006/main" noChangeAspect="1"/>
+            </wp:cNvGraphicFramePr>
+            <a:graphic xmlns:a="http://schemas.openxmlformats.org/drawingml/2006/main">
+              <a:graphicData uri="http://schemas.openxmlformats.org/drawingml/2006/picture">
+                <pic:pic xmlns:pic="http://schemas.openxmlformats.org/drawingml/2006/picture">
+                  <pic:nvPicPr>
+                    <pic:cNvPr id="513147269" name=""/>
+                    <pic:cNvPicPr/>
+                  </pic:nvPicPr>
+                  <pic:blipFill>
+                    <a:blip r:embed="rId14"/>
+                    <a:stretch>
+                      <a:fillRect/>
+                    </a:stretch>
+                  </pic:blipFill>
+                  <pic:spPr>
+                    <a:xfrm>
+                      <a:off x="0" y="0"/>
+                      <a:ext cx="3703641" cy="369602"/>
+                    </a:xfrm>
+                    <a:prstGeom prst="rect">
+                      <a:avLst/>
+                    </a:prstGeom>
+                  </pic:spPr>
+                </pic:pic>
+              </a:graphicData>
+            </a:graphic>
+          </wp:inline>
+        </w:drawing>
+      </w:r>
+    </w:p>
+    <w:p>
+      <w:r>
+        <w:t xml:space="preserve">After checking the server, I called the file from the website using this URL: </w:t>
+      </w:r>
+      <w:hyperlink r:id="rId15" w:history="1">
+        <w:r>
+          <w:rPr>
+            <w:rStyle w:val="Hyperlink"/>
+          </w:rPr>
+          <w:t>http://10.9.3.192:8000/rev_shell.php</w:t>
+        </w:r>
+      </w:hyperlink>
+    </w:p>
+    <w:p>
+      <w:r>
+        <w:t>and the server got the file:</w:t>
+      </w:r>
+    </w:p>
+    <w:p>
+      <w:r>
+        <w:rPr>
+          <w:noProof/>
+        </w:rPr>
+        <w:drawing>
+          <wp:inline distT="0" distB="0" distL="0" distR="0" wp14:anchorId="65B2CD9B" wp14:editId="1EAE1B6F">
+            <wp:extent cx="7556500" cy="390525"/>
+            <wp:effectExtent l="0" t="0" r="6350" b="9525"/>
+            <wp:docPr id="314794220" name="תמונה 1"/>
+            <wp:cNvGraphicFramePr>
+              <a:graphicFrameLocks xmlns:a="http://schemas.openxmlformats.org/drawingml/2006/main" noChangeAspect="1"/>
+            </wp:cNvGraphicFramePr>
+            <a:graphic xmlns:a="http://schemas.openxmlformats.org/drawingml/2006/main">
+              <a:graphicData uri="http://schemas.openxmlformats.org/drawingml/2006/picture">
+                <pic:pic xmlns:pic="http://schemas.openxmlformats.org/drawingml/2006/picture">
+                  <pic:nvPicPr>
+                    <pic:cNvPr id="314794220" name=""/>
+                    <pic:cNvPicPr/>
+                  </pic:nvPicPr>
+                  <pic:blipFill>
+                    <a:blip r:embed="rId16"/>
+                    <a:stretch>
+                      <a:fillRect/>
+                    </a:stretch>
+                  </pic:blipFill>
+                  <pic:spPr>
+                    <a:xfrm>
+                      <a:off x="0" y="0"/>
+                      <a:ext cx="7556500" cy="390525"/>
+                    </a:xfrm>
+                    <a:prstGeom prst="rect">
+                      <a:avLst/>
+                    </a:prstGeom>
+                  </pic:spPr>
+                </pic:pic>
+              </a:graphicData>
+            </a:graphic>
+          </wp:inline>
+        </w:drawing>
+      </w:r>
+    </w:p>
+    <w:p>
+      <w:pPr>
+        <w:rPr>
+          <w:rtl/>
+        </w:rPr>
+      </w:pPr>
+      <w:r>
+        <w:t xml:space="preserve">I opened Burpsuite again and found that the packet contains the parameter “image_url” which indicate the file’s url so maybe there is another </w:t>
+      </w:r>
+      <w:r>
+        <w:t>parameter according to the thm’s hint</w:t>
+      </w:r>
+      <w:r>
+        <w:rPr>
+          <w:noProof/>
+        </w:rPr>
+        <w:drawing>
+          <wp:inline distT="0" distB="0" distL="0" distR="0" wp14:anchorId="46F64283" wp14:editId="4A9753EB">
+            <wp:extent cx="6074833" cy="2741843"/>
+            <wp:effectExtent l="0" t="0" r="2540" b="1905"/>
+            <wp:docPr id="1143280123" name="תמונה 1" descr="תמונה שמכילה טקסט, צילום מסך, גופן&#10;&#10;תוכן בינה מלאכותית גנרטיבית עשוי להיות שגוי."/>
+            <wp:cNvGraphicFramePr>
+              <a:graphicFrameLocks xmlns:a="http://schemas.openxmlformats.org/drawingml/2006/main" noChangeAspect="1"/>
+            </wp:cNvGraphicFramePr>
+            <a:graphic xmlns:a="http://schemas.openxmlformats.org/drawingml/2006/main">
+              <a:graphicData uri="http://schemas.openxmlformats.org/drawingml/2006/picture">
+                <pic:pic xmlns:pic="http://schemas.openxmlformats.org/drawingml/2006/picture">
+                  <pic:nvPicPr>
+                    <pic:cNvPr id="1143280123" name="תמונה 1" descr="תמונה שמכילה טקסט, צילום מסך, גופן&#10;&#10;תוכן בינה מלאכותית גנרטיבית עשוי להיות שגוי."/>
+                    <pic:cNvPicPr/>
+                  </pic:nvPicPr>
+                  <pic:blipFill>
+                    <a:blip r:embed="rId17"/>
+                    <a:stretch>
+                      <a:fillRect/>
+                    </a:stretch>
+                  </pic:blipFill>
+                  <pic:spPr>
+                    <a:xfrm>
+                      <a:off x="0" y="0"/>
+                      <a:ext cx="6081738" cy="2744960"/>
+                    </a:xfrm>
+                    <a:prstGeom prst="rect">
+                      <a:avLst/>
+                    </a:prstGeom>
+                  </pic:spPr>
+                </pic:pic>
+              </a:graphicData>
+            </a:graphic>
+          </wp:inline>
+        </w:drawing>
+      </w:r>
+    </w:p>
+    <w:p>
+      <w:r>
+        <w:t xml:space="preserve">Now, I </w:t>
+      </w:r>
+      <w:r>
+        <w:t xml:space="preserve">wanted to bruteforce parameters names </w:t>
+      </w:r>
+      <w:r>
+        <w:t xml:space="preserve">using </w:t>
+      </w:r>
+      <w:r>
+        <w:t xml:space="preserve">“FFUF” </w:t>
+      </w:r>
+      <w:r>
+        <w:t>in order to discover additional one</w:t>
+      </w:r>
+      <w:r>
+        <w:t>s that will enable me to do another thing</w:t>
+      </w:r>
+      <w:r>
+        <w:t xml:space="preserve"> than just see images</w:t>
+      </w:r>
+      <w:r>
+        <w:t>.</w:t>
+      </w:r>
+    </w:p>
+    <w:p>
+      <w:pPr>
+        <w:rPr>
+          <w:rFonts w:hint="cs"/>
+          <w:rtl/>
+        </w:rPr>
+      </w:pPr>
+      <w:r>
+        <w:t xml:space="preserve"> </w:t>
+      </w:r>
+    </w:p>
     <w:sectPr>
       <w:pgSz w:w="12240" w:h="15840"/>
       <w:pgMar w:top="170" w:right="170" w:bottom="170" w:left="170" w:header="720" w:footer="720" w:gutter="0"/>

--- a/THM_challenges/Medium/The London Bridge/The_London_Bridge_Solution_Documentation.docx
+++ b/THM_challenges/Medium/The London Bridge/The_London_Bridge_Solution_Documentation.docx
@@ -422,7 +422,15 @@
         <w:t>a regular image, and it worked so I found that there is a file type filter system</w:t>
       </w:r>
       <w:r>
-        <w:t xml:space="preserve">. I also tried using burpsuit to add to the file content the png magic </w:t>
+        <w:t xml:space="preserve">. I also tried using </w:t>
+      </w:r>
+      <w:proofErr w:type="spellStart"/>
+      <w:r>
+        <w:t>burpsuit</w:t>
+      </w:r>
+      <w:proofErr w:type="spellEnd"/>
+      <w:r>
+        <w:t xml:space="preserve"> to add to the file content the png magic </w:t>
       </w:r>
       <w:r>
         <w:t>number,</w:t>
@@ -444,7 +452,15 @@
         <w:t>Burpsuite</w:t>
       </w:r>
       <w:r>
-        <w:t>. I found an new directory named “</w:t>
+        <w:t xml:space="preserve">. I found </w:t>
+      </w:r>
+      <w:proofErr w:type="gramStart"/>
+      <w:r>
+        <w:t>an</w:t>
+      </w:r>
+      <w:proofErr w:type="gramEnd"/>
+      <w:r>
+        <w:t xml:space="preserve"> new directory named “</w:t>
       </w:r>
       <w:r>
         <w:t>/dejaview</w:t>
@@ -458,6 +474,9 @@
     </w:p>
     <w:p>
       <w:r>
+        <w:rPr>
+          <w:noProof/>
+        </w:rPr>
         <w:drawing>
           <wp:inline distT="0" distB="0" distL="0" distR="0" wp14:anchorId="5267210F" wp14:editId="457044DB">
             <wp:extent cx="6409266" cy="2598257"/>
@@ -677,6 +696,9 @@
     </w:p>
     <w:p>
       <w:r>
+        <w:rPr>
+          <w:noProof/>
+        </w:rPr>
         <w:drawing>
           <wp:inline distT="0" distB="0" distL="0" distR="0" wp14:anchorId="06395D52" wp14:editId="61BDBC73">
             <wp:extent cx="3703641" cy="369602"/>
@@ -844,13 +866,185 @@
         <w:t>in order to discover additional one</w:t>
       </w:r>
       <w:r>
-        <w:t>s that will enable me to do another thing</w:t>
-      </w:r>
-      <w:r>
-        <w:t xml:space="preserve"> than just see images</w:t>
+        <w:t xml:space="preserve">s that will enable me to do </w:t>
+      </w:r>
+      <w:r>
+        <w:t>more operations</w:t>
+      </w:r>
+      <w:r>
+        <w:t xml:space="preserve"> than just see </w:t>
+      </w:r>
+      <w:r>
+        <w:t xml:space="preserve">some </w:t>
+      </w:r>
+      <w:r>
+        <w:t>images</w:t>
       </w:r>
       <w:r>
         <w:t>.</w:t>
+      </w:r>
+    </w:p>
+    <w:p/>
+    <w:p/>
+    <w:p/>
+    <w:p/>
+    <w:p>
+      <w:r>
+        <w:lastRenderedPageBreak/>
+        <w:t xml:space="preserve"> </w:t>
+      </w:r>
+      <w:r>
+        <w:t>But before I executed the attack, I saved the packet in a .ffuf file and changed the parameter name to “FUZZ”</w:t>
+      </w:r>
+      <w:r>
+        <w:t xml:space="preserve">. I addition, I changed the “Connection” parameter from “keep-alive” to “close” because </w:t>
+      </w:r>
+      <w:r>
+        <w:t xml:space="preserve">the server </w:t>
+      </w:r>
+      <w:r>
+        <w:t>has</w:t>
+      </w:r>
+      <w:r>
+        <w:t xml:space="preserve"> limits on how many requests can reuse a single connection (keep-alive means that keep the communication open for more packets after this one) and if ffuf sends too many requests on the same connection, the server may drop the parameter or not noticing them.</w:t>
+      </w:r>
+    </w:p>
+    <w:p>
+      <w:r>
+        <w:t>This is the final packet:</w:t>
+      </w:r>
+    </w:p>
+    <w:p>
+      <w:r>
+        <w:rPr>
+          <w:noProof/>
+        </w:rPr>
+        <w:drawing>
+          <wp:inline distT="0" distB="0" distL="0" distR="0" wp14:anchorId="0111E1B2" wp14:editId="05CDCDC0">
+            <wp:extent cx="7556500" cy="3051175"/>
+            <wp:effectExtent l="0" t="0" r="6350" b="0"/>
+            <wp:docPr id="1923693863" name="תמונה 1"/>
+            <wp:cNvGraphicFramePr>
+              <a:graphicFrameLocks xmlns:a="http://schemas.openxmlformats.org/drawingml/2006/main" noChangeAspect="1"/>
+            </wp:cNvGraphicFramePr>
+            <a:graphic xmlns:a="http://schemas.openxmlformats.org/drawingml/2006/main">
+              <a:graphicData uri="http://schemas.openxmlformats.org/drawingml/2006/picture">
+                <pic:pic xmlns:pic="http://schemas.openxmlformats.org/drawingml/2006/picture">
+                  <pic:nvPicPr>
+                    <pic:cNvPr id="1923693863" name=""/>
+                    <pic:cNvPicPr/>
+                  </pic:nvPicPr>
+                  <pic:blipFill>
+                    <a:blip r:embed="rId18"/>
+                    <a:stretch>
+                      <a:fillRect/>
+                    </a:stretch>
+                  </pic:blipFill>
+                  <pic:spPr>
+                    <a:xfrm>
+                      <a:off x="0" y="0"/>
+                      <a:ext cx="7556500" cy="3051175"/>
+                    </a:xfrm>
+                    <a:prstGeom prst="rect">
+                      <a:avLst/>
+                    </a:prstGeom>
+                  </pic:spPr>
+                </pic:pic>
+              </a:graphicData>
+            </a:graphic>
+          </wp:inline>
+        </w:drawing>
+      </w:r>
+      <w:r>
+        <w:rPr>
+          <w:noProof/>
+        </w:rPr>
+        <w:drawing>
+          <wp:inline distT="0" distB="0" distL="0" distR="0" wp14:anchorId="45F02370" wp14:editId="7CDD84A3">
+            <wp:extent cx="7556500" cy="5245735"/>
+            <wp:effectExtent l="0" t="0" r="6350" b="0"/>
+            <wp:docPr id="1705919839" name="תמונה 1"/>
+            <wp:cNvGraphicFramePr>
+              <a:graphicFrameLocks xmlns:a="http://schemas.openxmlformats.org/drawingml/2006/main" noChangeAspect="1"/>
+            </wp:cNvGraphicFramePr>
+            <a:graphic xmlns:a="http://schemas.openxmlformats.org/drawingml/2006/main">
+              <a:graphicData uri="http://schemas.openxmlformats.org/drawingml/2006/picture">
+                <pic:pic xmlns:pic="http://schemas.openxmlformats.org/drawingml/2006/picture">
+                  <pic:nvPicPr>
+                    <pic:cNvPr id="1705919839" name=""/>
+                    <pic:cNvPicPr/>
+                  </pic:nvPicPr>
+                  <pic:blipFill>
+                    <a:blip r:embed="rId19"/>
+                    <a:stretch>
+                      <a:fillRect/>
+                    </a:stretch>
+                  </pic:blipFill>
+                  <pic:spPr>
+                    <a:xfrm>
+                      <a:off x="0" y="0"/>
+                      <a:ext cx="7556500" cy="5245735"/>
+                    </a:xfrm>
+                    <a:prstGeom prst="rect">
+                      <a:avLst/>
+                    </a:prstGeom>
+                  </pic:spPr>
+                </pic:pic>
+              </a:graphicData>
+            </a:graphic>
+          </wp:inline>
+        </w:drawing>
+      </w:r>
+    </w:p>
+    <w:p>
+      <w:r>
+        <w:lastRenderedPageBreak/>
+        <w:t>I found the parameter “www”. Now, I want to see the result of using this parameter</w:t>
+      </w:r>
+      <w:r>
+        <w:t xml:space="preserve"> in burp</w:t>
+      </w:r>
+      <w:r>
+        <w:t>:</w:t>
+      </w:r>
+    </w:p>
+    <w:p>
+      <w:r>
+        <w:drawing>
+          <wp:inline distT="0" distB="0" distL="0" distR="0" wp14:anchorId="26651A72" wp14:editId="0FB44E73">
+            <wp:extent cx="4637172" cy="2400508"/>
+            <wp:effectExtent l="0" t="0" r="0" b="0"/>
+            <wp:docPr id="93013489" name="תמונה 1"/>
+            <wp:cNvGraphicFramePr>
+              <a:graphicFrameLocks xmlns:a="http://schemas.openxmlformats.org/drawingml/2006/main" noChangeAspect="1"/>
+            </wp:cNvGraphicFramePr>
+            <a:graphic xmlns:a="http://schemas.openxmlformats.org/drawingml/2006/main">
+              <a:graphicData uri="http://schemas.openxmlformats.org/drawingml/2006/picture">
+                <pic:pic xmlns:pic="http://schemas.openxmlformats.org/drawingml/2006/picture">
+                  <pic:nvPicPr>
+                    <pic:cNvPr id="93013489" name=""/>
+                    <pic:cNvPicPr/>
+                  </pic:nvPicPr>
+                  <pic:blipFill>
+                    <a:blip r:embed="rId20"/>
+                    <a:stretch>
+                      <a:fillRect/>
+                    </a:stretch>
+                  </pic:blipFill>
+                  <pic:spPr>
+                    <a:xfrm>
+                      <a:off x="0" y="0"/>
+                      <a:ext cx="4637172" cy="2400508"/>
+                    </a:xfrm>
+                    <a:prstGeom prst="rect">
+                      <a:avLst/>
+                    </a:prstGeom>
+                  </pic:spPr>
+                </pic:pic>
+              </a:graphicData>
+            </a:graphic>
+          </wp:inline>
+        </w:drawing>
       </w:r>
     </w:p>
     <w:p>
@@ -860,9 +1054,6 @@
           <w:rtl/>
         </w:rPr>
       </w:pPr>
-      <w:r>
-        <w:t xml:space="preserve"> </w:t>
-      </w:r>
     </w:p>
     <w:sectPr>
       <w:pgSz w:w="12240" w:h="15840"/>

--- a/THM_challenges/Medium/The London Bridge/The_London_Bridge_Solution_Documentation.docx
+++ b/THM_challenges/Medium/The London Bridge/The_London_Bridge_Solution_Documentation.docx
@@ -422,15 +422,7 @@
         <w:t>a regular image, and it worked so I found that there is a file type filter system</w:t>
       </w:r>
       <w:r>
-        <w:t xml:space="preserve">. I also tried using </w:t>
-      </w:r>
-      <w:proofErr w:type="spellStart"/>
-      <w:r>
-        <w:t>burpsuit</w:t>
-      </w:r>
-      <w:proofErr w:type="spellEnd"/>
-      <w:r>
-        <w:t xml:space="preserve"> to add to the file content the png magic </w:t>
+        <w:t xml:space="preserve">. I also tried using burpsuit to add to the file content the png magic </w:t>
       </w:r>
       <w:r>
         <w:t>number,</w:t>
@@ -452,15 +444,7 @@
         <w:t>Burpsuite</w:t>
       </w:r>
       <w:r>
-        <w:t xml:space="preserve">. I found </w:t>
-      </w:r>
-      <w:proofErr w:type="gramStart"/>
-      <w:r>
-        <w:t>an</w:t>
-      </w:r>
-      <w:proofErr w:type="gramEnd"/>
-      <w:r>
-        <w:t xml:space="preserve"> new directory named “</w:t>
+        <w:t>. I found an new directory named “</w:t>
       </w:r>
       <w:r>
         <w:t>/dejaview</w:t>
@@ -1010,6 +994,9 @@
     </w:p>
     <w:p>
       <w:r>
+        <w:rPr>
+          <w:noProof/>
+        </w:rPr>
         <w:drawing>
           <wp:inline distT="0" distB="0" distL="0" distR="0" wp14:anchorId="26651A72" wp14:editId="0FB44E73">
             <wp:extent cx="4637172" cy="2400508"/>
@@ -1048,13 +1035,180 @@
       </w:r>
     </w:p>
     <w:p>
-      <w:pPr>
+      <w:r>
+        <w:t>Unfortunately, I got an error:</w:t>
+      </w:r>
+    </w:p>
+    <w:p>
+      <w:r>
+        <w:rPr>
+          <w:noProof/>
+        </w:rPr>
+        <w:drawing>
+          <wp:inline distT="0" distB="0" distL="0" distR="0" wp14:anchorId="4638CA3A" wp14:editId="69A4DEE9">
+            <wp:extent cx="3734124" cy="2038527"/>
+            <wp:effectExtent l="0" t="0" r="0" b="0"/>
+            <wp:docPr id="190182220" name="תמונה 1" descr="תמונה שמכילה טקסט, צילום מסך, גופן&#10;&#10;תוכן בינה מלאכותית גנרטיבית עשוי להיות שגוי."/>
+            <wp:cNvGraphicFramePr>
+              <a:graphicFrameLocks xmlns:a="http://schemas.openxmlformats.org/drawingml/2006/main" noChangeAspect="1"/>
+            </wp:cNvGraphicFramePr>
+            <a:graphic xmlns:a="http://schemas.openxmlformats.org/drawingml/2006/main">
+              <a:graphicData uri="http://schemas.openxmlformats.org/drawingml/2006/picture">
+                <pic:pic xmlns:pic="http://schemas.openxmlformats.org/drawingml/2006/picture">
+                  <pic:nvPicPr>
+                    <pic:cNvPr id="190182220" name="תמונה 1" descr="תמונה שמכילה טקסט, צילום מסך, גופן&#10;&#10;תוכן בינה מלאכותית גנרטיבית עשוי להיות שגוי."/>
+                    <pic:cNvPicPr/>
+                  </pic:nvPicPr>
+                  <pic:blipFill>
+                    <a:blip r:embed="rId21"/>
+                    <a:stretch>
+                      <a:fillRect/>
+                    </a:stretch>
+                  </pic:blipFill>
+                  <pic:spPr>
+                    <a:xfrm>
+                      <a:off x="0" y="0"/>
+                      <a:ext cx="3734124" cy="2038527"/>
+                    </a:xfrm>
+                    <a:prstGeom prst="rect">
+                      <a:avLst/>
+                    </a:prstGeom>
+                  </pic:spPr>
+                </pic:pic>
+              </a:graphicData>
+            </a:graphic>
+          </wp:inline>
+        </w:drawing>
+      </w:r>
+    </w:p>
+    <w:p>
+      <w:r>
+        <w:t>I tried to change the url on the www parameter to have the target’s IP or the word “localhost” followed by port 8080 but it returned me another error:</w:t>
+      </w:r>
+    </w:p>
+    <w:p>
+      <w:r>
+        <w:rPr>
+          <w:noProof/>
+        </w:rPr>
+        <w:drawing>
+          <wp:inline distT="0" distB="0" distL="0" distR="0" wp14:anchorId="0DCAB6E9" wp14:editId="3A5B5BA7">
+            <wp:extent cx="5104837" cy="2524964"/>
+            <wp:effectExtent l="0" t="0" r="635" b="8890"/>
+            <wp:docPr id="1772580028" name="תמונה 1" descr="תמונה שמכילה טקסט, צילום מסך, גופן&#10;&#10;תוכן בינה מלאכותית גנרטיבית עשוי להיות שגוי."/>
+            <wp:cNvGraphicFramePr>
+              <a:graphicFrameLocks xmlns:a="http://schemas.openxmlformats.org/drawingml/2006/main" noChangeAspect="1"/>
+            </wp:cNvGraphicFramePr>
+            <a:graphic xmlns:a="http://schemas.openxmlformats.org/drawingml/2006/main">
+              <a:graphicData uri="http://schemas.openxmlformats.org/drawingml/2006/picture">
+                <pic:pic xmlns:pic="http://schemas.openxmlformats.org/drawingml/2006/picture">
+                  <pic:nvPicPr>
+                    <pic:cNvPr id="1772580028" name="תמונה 1" descr="תמונה שמכילה טקסט, צילום מסך, גופן&#10;&#10;תוכן בינה מלאכותית גנרטיבית עשוי להיות שגוי."/>
+                    <pic:cNvPicPr/>
+                  </pic:nvPicPr>
+                  <pic:blipFill>
+                    <a:blip r:embed="rId22"/>
+                    <a:stretch>
+                      <a:fillRect/>
+                    </a:stretch>
+                  </pic:blipFill>
+                  <pic:spPr>
+                    <a:xfrm>
+                      <a:off x="0" y="0"/>
+                      <a:ext cx="5112882" cy="2528943"/>
+                    </a:xfrm>
+                    <a:prstGeom prst="rect">
+                      <a:avLst/>
+                    </a:prstGeom>
+                  </pic:spPr>
+                </pic:pic>
+              </a:graphicData>
+            </a:graphic>
+          </wp:inline>
+        </w:drawing>
+      </w:r>
+      <w:r>
+        <w:t xml:space="preserve"> </w:t>
+      </w:r>
+    </w:p>
+    <w:p>
+      <w:r>
+        <w:t xml:space="preserve">From this point, I understood that </w:t>
+      </w:r>
+      <w:r>
+        <w:t>probably there is an SSRF</w:t>
+      </w:r>
+      <w:r>
         <w:rPr>
           <w:rFonts w:hint="cs"/>
           <w:rtl/>
         </w:rPr>
-      </w:pPr>
-    </w:p>
+        <w:t xml:space="preserve"> </w:t>
+      </w:r>
+      <w:r>
+        <w:t>host whitelist</w:t>
+      </w:r>
+      <w:r>
+        <w:t xml:space="preserve"> filter that prevents me from accessing resources</w:t>
+      </w:r>
+      <w:r>
+        <w:t xml:space="preserve"> using the keywords “localhost” and other similar onces</w:t>
+      </w:r>
+      <w:r>
+        <w:t xml:space="preserve"> (like “127.0.0.1” and “0.0.0.0”)</w:t>
+      </w:r>
+      <w:r>
+        <w:t>. This led me to start googling</w:t>
+      </w:r>
+      <w:r>
+        <w:t xml:space="preserve"> for other</w:t>
+      </w:r>
+      <w:r>
+        <w:t xml:space="preserve"> ways to </w:t>
+      </w:r>
+      <w:r>
+        <w:t>solve</w:t>
+      </w:r>
+      <w:r>
+        <w:t xml:space="preserve"> this issue. I found </w:t>
+      </w:r>
+      <w:r>
+        <w:t xml:space="preserve">that there are bunch of ways to bypass the filtering and anfer trying a few of them, I found that </w:t>
+      </w:r>
+      <w:hyperlink r:id="rId23" w:history="1">
+        <w:r>
+          <w:rPr>
+            <w:rStyle w:val="Hyperlink"/>
+          </w:rPr>
+          <w:t>http://</w:t>
+        </w:r>
+        <w:r>
+          <w:rPr>
+            <w:rStyle w:val="Hyperlink"/>
+          </w:rPr>
+          <w:t>0177.0.0.1</w:t>
+        </w:r>
+        <w:r>
+          <w:rPr>
+            <w:rStyle w:val="Hyperlink"/>
+          </w:rPr>
+          <w:t>:8080</w:t>
+        </w:r>
+      </w:hyperlink>
+      <w:r>
+        <w:t xml:space="preserve"> worked for me because it returned this http 200 </w:t>
+      </w:r>
+      <w:r>
+        <w:t xml:space="preserve">response </w:t>
+      </w:r>
+      <w:r>
+        <w:t>that look like a custom error</w:t>
+      </w:r>
+      <w:r>
+        <w:t>:</w:t>
+      </w:r>
+    </w:p>
+    <w:p/>
     <w:sectPr>
       <w:pgSz w:w="12240" w:h="15840"/>
       <w:pgMar w:top="170" w:right="170" w:bottom="170" w:left="170" w:header="720" w:footer="720" w:gutter="0"/>
